--- a/contents/battle-workbook/web-vuln-w02.docx
+++ b/contents/battle-workbook/web-vuln-w02.docx
@@ -346,7 +346,7 @@
         </w:rPr>
         <w:t>for p in / /admin /login /api; do</w:t>
         <w:br/>
-        <w:t xml:space="preserve">  curl -s -A "wv02r1-kim (Nikto/2.5)" -H "Host: dvwa.6v6.lab" "http://192.168.0.161$p" -o /dev/null</w:t>
+        <w:t xml:space="preserve">  curl -s -A "wv02r1-kim (Nikto/2.5)" -H "Host: dvwa.el34.lab" "http://192.168.0.161$p" -o /dev/null</w:t>
         <w:br/>
         <w:t>done</w:t>
       </w:r>
